--- a/filemanager/templates/gp-template.docx
+++ b/filemanager/templates/gp-template.docx
@@ -1,6 +1,6 @@
 
 <file path=word/document.xml><?xml version="1.0" encoding="utf-8"?>
-<w:document xmlns:wpc="http://schemas.microsoft.com/office/word/2010/wordprocessingCanvas" xmlns:cx="http://schemas.microsoft.com/office/drawing/2014/chartex" xmlns:cx1="http://schemas.microsoft.com/office/drawing/2015/9/8/chartex" xmlns:mc="http://schemas.openxmlformats.org/markup-compatibility/2006" xmlns:o="urn:schemas-microsoft-com:office:office" xmlns:r="http://schemas.openxmlformats.org/officeDocument/2006/relationships" xmlns:m="http://schemas.openxmlformats.org/officeDocument/2006/math" xmlns:v="urn:schemas-microsoft-com:vml" xmlns:wp14="http://schemas.microsoft.com/office/word/2010/wordprocessingDrawing" xmlns:wp="http://schemas.openxmlformats.org/drawingml/2006/wordprocessingDrawing" xmlns:w10="urn:schemas-microsoft-com:office:word" xmlns:w="http://schemas.openxmlformats.org/wordprocessingml/2006/main" xmlns:w14="http://schemas.microsoft.com/office/word/2010/wordml" xmlns:w15="http://schemas.microsoft.com/office/word/2012/wordml" xmlns:w16se="http://schemas.microsoft.com/office/word/2015/wordml/symex" xmlns:wpg="http://schemas.microsoft.com/office/word/2010/wordprocessingGroup" xmlns:wpi="http://schemas.microsoft.com/office/word/2010/wordprocessingInk" xmlns:wne="http://schemas.microsoft.com/office/word/2006/wordml" xmlns:wps="http://schemas.microsoft.com/office/word/2010/wordprocessingShape" mc:Ignorable="w14 w15 w16se wp14">
+<w:document xmlns:wpc="http://schemas.microsoft.com/office/word/2010/wordprocessingCanvas" xmlns:mc="http://schemas.openxmlformats.org/markup-compatibility/2006" xmlns:o="urn:schemas-microsoft-com:office:office" xmlns:r="http://schemas.openxmlformats.org/officeDocument/2006/relationships" xmlns:m="http://schemas.openxmlformats.org/officeDocument/2006/math" xmlns:v="urn:schemas-microsoft-com:vml" xmlns:wp14="http://schemas.microsoft.com/office/word/2010/wordprocessingDrawing" xmlns:wp="http://schemas.openxmlformats.org/drawingml/2006/wordprocessingDrawing" xmlns:w10="urn:schemas-microsoft-com:office:word" xmlns:w="http://schemas.openxmlformats.org/wordprocessingml/2006/main" xmlns:w14="http://schemas.microsoft.com/office/word/2010/wordml" xmlns:w15="http://schemas.microsoft.com/office/word/2012/wordml" xmlns:wpg="http://schemas.microsoft.com/office/word/2010/wordprocessingGroup" xmlns:wpi="http://schemas.microsoft.com/office/word/2010/wordprocessingInk" xmlns:wne="http://schemas.microsoft.com/office/word/2006/wordml" xmlns:wps="http://schemas.microsoft.com/office/word/2010/wordprocessingShape" mc:Ignorable="w14 w15 wp14">
   <w:body>
     <w:p>
       <w:pPr>
@@ -192,7 +192,7 @@
                 <w:rFonts w:ascii="Times New Roman" w:eastAsia="Times New Roman" w:hAnsi="Times New Roman" w:cs="Times New Roman"/>
                 <w:sz w:val="24"/>
                 <w:szCs w:val="24"/>
-                <w:lang w:eastAsia="ru-RU"/>
+                <w:lang w:val="en-US" w:eastAsia="ru-RU"/>
               </w:rPr>
             </w:pPr>
             <w:r>
@@ -200,9 +200,9 @@
                 <w:rFonts w:ascii="Times New Roman" w:eastAsia="Times New Roman" w:hAnsi="Times New Roman" w:cs="Times New Roman"/>
                 <w:sz w:val="24"/>
                 <w:szCs w:val="24"/>
-                <w:lang w:eastAsia="ru-RU"/>
+                <w:lang w:val="en-US" w:eastAsia="ru-RU"/>
               </w:rPr>
-              <w:t xml:space="preserve">{{COURT_HEADER}}</w:t>
+              <w:t>{{COURT_HEADER}}</w:t>
             </w:r>
           </w:p>
           <w:p>
@@ -212,7 +212,7 @@
                 <w:rFonts w:ascii="Times New Roman" w:eastAsia="Times New Roman" w:hAnsi="Times New Roman" w:cs="Times New Roman"/>
                 <w:sz w:val="24"/>
                 <w:szCs w:val="24"/>
-                <w:lang w:eastAsia="ru-RU"/>
+                <w:lang w:val="en-US" w:eastAsia="ru-RU"/>
               </w:rPr>
             </w:pPr>
           </w:p>
@@ -224,6 +224,7 @@
                 <w:rFonts w:ascii="Times New Roman" w:hAnsi="Times New Roman" w:cs="Times New Roman"/>
                 <w:sz w:val="28"/>
                 <w:szCs w:val="24"/>
+                <w:lang w:val="en-US"/>
               </w:rPr>
             </w:pPr>
             <w:r>
@@ -233,9 +234,21 @@
                 <w:szCs w:val="24"/>
                 <w:lang w:eastAsia="ru-RU"/>
               </w:rPr>
-              <w:t>Дело №</w:t>
+              <w:t>Дело</w:t>
             </w:r>
             <w:r>
+              <w:rPr>
+                <w:rFonts w:ascii="Times New Roman" w:eastAsia="Times New Roman" w:hAnsi="Times New Roman" w:cs="Times New Roman"/>
+                <w:sz w:val="24"/>
+                <w:szCs w:val="24"/>
+                <w:lang w:val="en-US" w:eastAsia="ru-RU"/>
+              </w:rPr>
+              <w:t xml:space="preserve"> №</w:t>
+            </w:r>
+            <w:r>
+              <w:rPr>
+                <w:lang w:val="en-US"/>
+              </w:rPr>
               <w:t xml:space="preserve"> </w:t>
             </w:r>
             <w:r>
@@ -243,7 +256,7 @@
                 <w:rFonts w:ascii="Times New Roman" w:eastAsia="Times New Roman" w:hAnsi="Times New Roman" w:cs="Times New Roman"/>
                 <w:sz w:val="24"/>
                 <w:szCs w:val="24"/>
-                <w:lang w:eastAsia="ru-RU"/>
+                <w:lang w:val="en-US" w:eastAsia="ru-RU"/>
               </w:rPr>
               <w:t>{{CASE_NUMBER}}</w:t>
             </w:r>
@@ -253,16 +266,26 @@
     </w:tbl>
     <w:p>
       <w:pPr>
-        <w:ind w:firstLine="567"/>
-        <w:jc w:val="both"/>
-        <w:rPr>
-          <w:rFonts w:ascii="Times New Roman" w:hAnsi="Times New Roman" w:cs="Times New Roman"/>
-          <w:color w:val="000000"/>
-          <w:sz w:val="32"/>
-          <w:szCs w:val="24"/>
-          <w:shd w:val="clear" w:color="auto" w:fill="FFFFFF"/>
-        </w:rPr>
-      </w:pPr>
+        <w:spacing w:after="0" w:line="240" w:lineRule="auto"/>
+        <w:jc w:val="center"/>
+        <w:rPr>
+          <w:rFonts w:ascii="Times New Roman" w:eastAsia="Times New Roman" w:hAnsi="Times New Roman" w:cs="Times New Roman"/>
+          <w:sz w:val="24"/>
+          <w:szCs w:val="24"/>
+          <w:lang w:eastAsia="ru-RU"/>
+        </w:rPr>
+      </w:pPr>
+      <w:r>
+        <w:rPr>
+          <w:rFonts w:ascii="Times New Roman" w:eastAsia="Times New Roman" w:hAnsi="Times New Roman" w:cs="Times New Roman"/>
+          <w:b/>
+          <w:bCs/>
+          <w:sz w:val="24"/>
+          <w:szCs w:val="24"/>
+          <w:lang w:eastAsia="ru-RU"/>
+        </w:rPr>
+        <w:t>Гарантийное письмо</w:t>
+      </w:r>
     </w:p>
     <w:p>
       <w:pPr>
@@ -301,47 +324,7 @@
           <w:sz w:val="24"/>
           <w:szCs w:val="24"/>
         </w:rPr>
-        <w:t xml:space="preserve">{{EXPERTISE_TYPE}} экспертизы</w:t>
-      </w:r>
-      <w:r>
-        <w:rPr>
-          <w:rFonts w:ascii="Times New Roman" w:hAnsi="Times New Roman" w:cs="Times New Roman"/>
-          <w:sz w:val="24"/>
-          <w:szCs w:val="24"/>
-        </w:rPr>
-        <w:t xml:space="preserve"> по делу № </w:t>
-      </w:r>
-      <w:r>
-        <w:rPr>
-          <w:rFonts w:ascii="Times New Roman" w:hAnsi="Times New Roman" w:cs="Times New Roman"/>
-          <w:sz w:val="24"/>
-          <w:szCs w:val="24"/>
-        </w:rPr>
-        <w:t>{{CASE_NUMBER}}</w:t>
-      </w:r>
-      <w:r>
-        <w:rPr>
-          <w:rFonts w:ascii="Times New Roman" w:hAnsi="Times New Roman" w:cs="Times New Roman"/>
-          <w:sz w:val="24"/>
-          <w:szCs w:val="24"/>
-        </w:rPr>
-        <w:t xml:space="preserve">, находящемуся в производстве </w:t>
-      </w:r>
-      <w:r>
-        <w:rPr>
-          <w:rFonts w:ascii="Times New Roman" w:hAnsi="Times New Roman" w:cs="Times New Roman"/>
-          <w:sz w:val="24"/>
-          <w:szCs w:val="24"/>
-        </w:rPr>
-        <w:t xml:space="preserve">{{COURT_GENITIVE}}</w:t>
-      </w:r>
-      <w:r>
-        <w:rPr>
-          <w:rFonts w:ascii="Times New Roman" w:hAnsi="Times New Roman" w:cs="Times New Roman"/>
-          <w:sz w:val="24"/>
-          <w:szCs w:val="24"/>
-        </w:rPr>
-        <w:t>,</w:t>
+        <w:t>{{EXPERTISE_TYPE}} экспертизы по делу № {{CASE_NUMBER}}, находящемуся в производстве {{COURT_GENITIVE}},</w:t>
       </w:r>
       <w:r>
         <w:rPr>
@@ -350,45 +333,7 @@
           <w:szCs w:val="24"/>
           <w:shd w:val="clear" w:color="auto" w:fill="FFFFFF"/>
         </w:rPr>
-        <w:t xml:space="preserve"> сообщаем, что АО «Научно-исследовательский центр «Строительство», имеет возможность выполнить работы по проведению экспертизы по поставленн</w:t>
-      </w:r>
-      <w:r>
-        <w:rPr>
-          <w:rFonts w:ascii="Times New Roman" w:hAnsi="Times New Roman" w:cs="Times New Roman"/>
-          <w:sz w:val="24"/>
-          <w:szCs w:val="24"/>
-          <w:shd w:val="clear" w:color="auto" w:fill="FFFFFF"/>
-        </w:rPr>
-        <w:t>{{Q_SUFFIX_ADJ}}</w:t>
-      </w:r>
-      <w:bookmarkStart w:id="0" w:name="_GoBack"/>
-      <w:bookmarkEnd w:id="0"/>
-      <w:r>
-        <w:rPr>
-          <w:rFonts w:ascii="Times New Roman" w:hAnsi="Times New Roman" w:cs="Times New Roman"/>
-          <w:sz w:val="24"/>
-          <w:szCs w:val="24"/>
-          <w:shd w:val="clear" w:color="auto" w:fill="FFFFFF"/>
-        </w:rPr>
-        <w:t xml:space="preserve"> вопрос</w:t>
-      </w:r>
-      <w:r>
-        <w:rPr>
-          <w:rFonts w:ascii="Times New Roman" w:hAnsi="Times New Roman" w:cs="Times New Roman"/>
-          <w:sz w:val="24"/>
-          <w:szCs w:val="24"/>
-          <w:shd w:val="clear" w:color="auto" w:fill="FFFFFF"/>
-        </w:rPr>
-        <w:t>{{Q_SUFFIX_NOUN}}</w:t>
-      </w:r>
-      <w:r>
-        <w:rPr>
-          <w:rFonts w:ascii="Times New Roman" w:hAnsi="Times New Roman" w:cs="Times New Roman"/>
-          <w:sz w:val="24"/>
-          <w:szCs w:val="24"/>
-          <w:shd w:val="clear" w:color="auto" w:fill="FFFFFF"/>
-        </w:rPr>
-        <w:t>, а именно:</w:t>
+        <w:t xml:space="preserve"> сообщаем, что АО «Научно-исследовательский центр «Строительство», имеет возможность выполнить работы по проведению экспертизы по поставленн{{Q_SUFFIX_ADJ}} вопрос{{Q_SUFFIX_NOUN}}, а именно:</w:t>
       </w:r>
     </w:p>
     <w:p>
@@ -473,15 +418,7 @@
           <w:sz w:val="24"/>
           <w:szCs w:val="24"/>
         </w:rPr>
-        <w:t>{{COST_TEXT}}</w:t>
-      </w:r>
-      <w:r>
-        <w:rPr>
-          <w:rFonts w:ascii="Times New Roman" w:hAnsi="Times New Roman" w:cs="Times New Roman"/>
-          <w:sz w:val="24"/>
-          <w:szCs w:val="24"/>
-        </w:rPr>
-        <w:t xml:space="preserve"> рублей с НДС.</w:t>
+        <w:t>{{COST_TEXT}} рублей с НДС.</w:t>
       </w:r>
     </w:p>
     <w:p>
@@ -543,15 +480,7 @@
           <w:sz w:val="24"/>
           <w:szCs w:val="24"/>
         </w:rPr>
-        <w:t xml:space="preserve">составит </w:t>
-      </w:r>
-      <w:r>
-        <w:rPr>
-          <w:rFonts w:ascii="Times New Roman" w:hAnsi="Times New Roman" w:cs="Times New Roman"/>
-          <w:sz w:val="24"/>
-          <w:szCs w:val="24"/>
-        </w:rPr>
-        <w:t>{{TERM_TEXT}}</w:t>
+        <w:t>составит {{TERM_TEXT}}</w:t>
       </w:r>
       <w:r>
         <w:rPr>
@@ -656,8 +585,16 @@
           <w:sz w:val="24"/>
           <w:szCs w:val="24"/>
         </w:rPr>
+        <w:t xml:space="preserve">Коллектив Центра сегодня – это порядка 1000 сотрудников, из которых 32 доктора технических наук и 149 кандидатов технических наук. АО «НИЦ «Строительство» имеет 19 собственных научных школ, среди которых такие, как «Строительная механика, прочность и надежность сооружений», «Сейсмостойкость сооружений» «Противопожарные исследования», «Пожарная безопасность», «Динамика грунтов и сейсмостойкость фундаментов». Исследовательская и практическая работа в данных направлениях является </w:t>
+      </w:r>
+      <w:r>
+        <w:rPr>
+          <w:rFonts w:ascii="Times New Roman" w:hAnsi="Times New Roman" w:cs="Times New Roman"/>
+          <w:sz w:val="24"/>
+          <w:szCs w:val="24"/>
+        </w:rPr>
         <w:lastRenderedPageBreak/>
-        <w:t>Коллектив Центра сегодня – это порядка 1000 сотрудников, из которых 32 доктора технических наук и 149 кандидатов технических наук. АО «НИЦ «Строительство» имеет 19 собственных научных школ, среди которых такие, как «Строительная механика, прочность и надежность сооружений», «Сейсмостойкость сооружений» «Противопожарные исследования», «Пожарная безопасность», «Динамика грунтов и сейсмостойкость фундаментов». Исследовательская и практическая работа в данных направлениях является важнейшим элементом обеспечения требований Федерального закона от 30 декабря 2009 г. № 384-ФЗ «Технический регламент о безопасности зданий и сооружений». В составе Научно-исследовательского центра успешно работают 65 узкоспециализированных отраслевых лабораторий, обладающим необходимым, в том числе уникальным оборудованием.</w:t>
+        <w:t>важнейшим элементом обеспечения требований Федерального закона от 30 декабря 2009 г. № 384-ФЗ «Технический регламент о безопасности зданий и сооружений». В составе Научно-исследовательского центра успешно работают 65 узкоспециализированных отраслевых лабораторий, обладающим необходимым, в том числе уникальным оборудованием.</w:t>
       </w:r>
     </w:p>
     <w:p>
@@ -711,16 +648,7 @@
           <w:sz w:val="24"/>
           <w:szCs w:val="24"/>
         </w:rPr>
-        <w:t>Информация об эксперт</w:t>
-      </w:r>
-      <w:r>
-        <w:rPr>
-          <w:rFonts w:ascii="Times New Roman" w:hAnsi="Times New Roman" w:cs="Times New Roman"/>
-          <w:b/>
-          <w:sz w:val="24"/>
-          <w:szCs w:val="24"/>
-        </w:rPr>
-        <w:t>{{EXPERT_SUFFIX_INFO}}</w:t>
+        <w:t>Информация об эксперт{{EXPERT_SUFFIX_INFO}}</w:t>
       </w:r>
     </w:p>
     <w:p>
@@ -740,39 +668,7 @@
           <w:sz w:val="24"/>
           <w:szCs w:val="24"/>
         </w:rPr>
-        <w:t xml:space="preserve">Выполнение </w:t>
-      </w:r>
-      <w:r>
-        <w:rPr>
-          <w:rFonts w:ascii="Times New Roman" w:hAnsi="Times New Roman" w:cs="Times New Roman"/>
-          <w:sz w:val="24"/>
-          <w:szCs w:val="24"/>
-        </w:rPr>
-        <w:t>{{EXPERTISE_TYPE}}</w:t>
-      </w:r>
-      <w:r>
-        <w:rPr>
-          <w:rFonts w:ascii="Times New Roman" w:hAnsi="Times New Roman" w:cs="Times New Roman"/>
-          <w:sz w:val="24"/>
-          <w:szCs w:val="24"/>
-        </w:rPr>
-        <w:t xml:space="preserve"> экспертизы будет поручено эксперт</w:t>
-      </w:r>
-      <w:r>
-        <w:rPr>
-          <w:rFonts w:ascii="Times New Roman" w:hAnsi="Times New Roman" w:cs="Times New Roman"/>
-          <w:sz w:val="24"/>
-          <w:szCs w:val="24"/>
-        </w:rPr>
-        <w:t>{{EXPERT_SUFFIX_ASSIGN}}</w:t>
-      </w:r>
-      <w:r>
-        <w:rPr>
-          <w:rFonts w:ascii="Times New Roman" w:hAnsi="Times New Roman" w:cs="Times New Roman"/>
-          <w:sz w:val="24"/>
-          <w:szCs w:val="24"/>
-        </w:rPr>
-        <w:t>:</w:t>
+        <w:t>Выполнение {{EXPERTISE_TYPE}} экспертизы будет поручено эксперт{{EXPERT_SUFFIX_ASSIGN}}:</w:t>
       </w:r>
     </w:p>
     <w:p>
@@ -796,17 +692,17 @@
           <w:rFonts w:ascii="Times New Roman" w:hAnsi="Times New Roman" w:cs="Times New Roman"/>
           <w:sz w:val="24"/>
           <w:szCs w:val="24"/>
-          <w:u w:val="single"/>
-        </w:rPr>
-      </w:pPr>
-      <w:r>
-        <w:rPr>
-          <w:rFonts w:ascii="Times New Roman" w:hAnsi="Times New Roman" w:cs="Times New Roman"/>
-          <w:sz w:val="24"/>
-          <w:szCs w:val="24"/>
-          <w:u w:val="single"/>
-        </w:rPr>
-        <w:t xml:space="preserve">{{EXPERT_NAME}}</w:t>
+          <w:lang w:val="en-US"/>
+        </w:rPr>
+      </w:pPr>
+      <w:r>
+        <w:rPr>
+          <w:rFonts w:ascii="Times New Roman" w:hAnsi="Times New Roman" w:cs="Times New Roman"/>
+          <w:sz w:val="24"/>
+          <w:szCs w:val="24"/>
+          <w:lang w:val="en-US"/>
+        </w:rPr>
+        <w:t>{{EXPERT_NAME}}</w:t>
       </w:r>
     </w:p>
     <w:p>
@@ -818,15 +714,17 @@
           <w:rFonts w:ascii="Times New Roman" w:hAnsi="Times New Roman" w:cs="Times New Roman"/>
           <w:sz w:val="24"/>
           <w:szCs w:val="24"/>
-        </w:rPr>
-      </w:pPr>
-      <w:r>
-        <w:rPr>
-          <w:rFonts w:ascii="Times New Roman" w:hAnsi="Times New Roman" w:cs="Times New Roman"/>
-          <w:sz w:val="24"/>
-          <w:szCs w:val="24"/>
-        </w:rPr>
-        <w:t xml:space="preserve">{{EXPERT_DESC_LINE}}</w:t>
+          <w:lang w:val="en-US"/>
+        </w:rPr>
+      </w:pPr>
+      <w:r>
+        <w:rPr>
+          <w:rFonts w:ascii="Times New Roman" w:hAnsi="Times New Roman" w:cs="Times New Roman"/>
+          <w:sz w:val="24"/>
+          <w:szCs w:val="24"/>
+          <w:lang w:val="en-US"/>
+        </w:rPr>
+        <w:t>{{EXPERT_DESC_LINE}}</w:t>
       </w:r>
     </w:p>
     <w:p>
@@ -837,6 +735,7 @@
           <w:rFonts w:ascii="Times New Roman" w:hAnsi="Times New Roman" w:cs="Times New Roman"/>
           <w:sz w:val="28"/>
           <w:szCs w:val="24"/>
+          <w:lang w:val="en-US"/>
         </w:rPr>
       </w:pPr>
     </w:p>
@@ -850,7 +749,7 @@
           <w:color w:val="000000"/>
           <w:sz w:val="24"/>
           <w:szCs w:val="24"/>
-          <w:lang w:eastAsia="ru-RU"/>
+          <w:lang w:val="en-US" w:eastAsia="ru-RU"/>
         </w:rPr>
       </w:pPr>
     </w:p>
@@ -927,6 +826,8 @@
         </w:rPr>
         <w:t xml:space="preserve">Директор Дирекции </w:t>
       </w:r>
+      <w:bookmarkStart w:id="0" w:name="_GoBack"/>
+      <w:bookmarkEnd w:id="0"/>
     </w:p>
     <w:p>
       <w:pPr>
@@ -948,9 +849,37 @@
           <w:szCs w:val="24"/>
         </w:rPr>
         <w:t>научно-технических</w:t>
+      </w:r>
+      <w:r>
+        <w:rPr>
+          <w:rFonts w:ascii="Times New Roman" w:hAnsi="Times New Roman" w:cs="Times New Roman"/>
+          <w:sz w:val="24"/>
+          <w:szCs w:val="24"/>
+        </w:rPr>
         <w:tab/>
+      </w:r>
+      <w:r>
+        <w:rPr>
+          <w:rFonts w:ascii="Times New Roman" w:hAnsi="Times New Roman" w:cs="Times New Roman"/>
+          <w:sz w:val="24"/>
+          <w:szCs w:val="24"/>
+        </w:rPr>
         <w:tab/>
+      </w:r>
+      <w:r>
+        <w:rPr>
+          <w:rFonts w:ascii="Times New Roman" w:hAnsi="Times New Roman" w:cs="Times New Roman"/>
+          <w:sz w:val="24"/>
+          <w:szCs w:val="24"/>
+        </w:rPr>
         <w:tab/>
+      </w:r>
+      <w:r>
+        <w:rPr>
+          <w:rFonts w:ascii="Times New Roman" w:hAnsi="Times New Roman" w:cs="Times New Roman"/>
+          <w:sz w:val="24"/>
+          <w:szCs w:val="24"/>
+        </w:rPr>
         <w:tab/>
         <w:t xml:space="preserve">                                                             П.А. Воровкин</w:t>
       </w:r>
@@ -1018,8 +947,17 @@
           <w:rFonts w:ascii="Times New Roman" w:hAnsi="Times New Roman" w:cs="Times New Roman"/>
           <w:bCs/>
         </w:rPr>
-        <w:t>Исп. Резников М.Д.</w:t>
-      </w:r>
+        <w:t xml:space="preserve">Исп. </w:t>
+      </w:r>
+      <w:proofErr w:type="spellStart"/>
+      <w:r>
+        <w:rPr>
+          <w:rFonts w:ascii="Times New Roman" w:hAnsi="Times New Roman" w:cs="Times New Roman"/>
+          <w:bCs/>
+        </w:rPr>
+        <w:t>Базаев.К.Е</w:t>
+      </w:r>
+      <w:proofErr w:type="spellEnd"/>
     </w:p>
     <w:p>
       <w:pPr>
@@ -1055,7 +993,7 @@
 </file>
 
 <file path=word/endnotes.xml><?xml version="1.0" encoding="utf-8"?>
-<w:endnotes xmlns:wpc="http://schemas.microsoft.com/office/word/2010/wordprocessingCanvas" xmlns:cx="http://schemas.microsoft.com/office/drawing/2014/chartex" xmlns:cx1="http://schemas.microsoft.com/office/drawing/2015/9/8/chartex" xmlns:mc="http://schemas.openxmlformats.org/markup-compatibility/2006" xmlns:o="urn:schemas-microsoft-com:office:office" xmlns:r="http://schemas.openxmlformats.org/officeDocument/2006/relationships" xmlns:m="http://schemas.openxmlformats.org/officeDocument/2006/math" xmlns:v="urn:schemas-microsoft-com:vml" xmlns:wp14="http://schemas.microsoft.com/office/word/2010/wordprocessingDrawing" xmlns:wp="http://schemas.openxmlformats.org/drawingml/2006/wordprocessingDrawing" xmlns:w10="urn:schemas-microsoft-com:office:word" xmlns:w="http://schemas.openxmlformats.org/wordprocessingml/2006/main" xmlns:w14="http://schemas.microsoft.com/office/word/2010/wordml" xmlns:w15="http://schemas.microsoft.com/office/word/2012/wordml" xmlns:w16se="http://schemas.microsoft.com/office/word/2015/wordml/symex" xmlns:wpg="http://schemas.microsoft.com/office/word/2010/wordprocessingGroup" xmlns:wpi="http://schemas.microsoft.com/office/word/2010/wordprocessingInk" xmlns:wne="http://schemas.microsoft.com/office/word/2006/wordml" xmlns:wps="http://schemas.microsoft.com/office/word/2010/wordprocessingShape" mc:Ignorable="w14 w15 w16se wp14">
+<w:endnotes xmlns:wpc="http://schemas.microsoft.com/office/word/2010/wordprocessingCanvas" xmlns:mc="http://schemas.openxmlformats.org/markup-compatibility/2006" xmlns:o="urn:schemas-microsoft-com:office:office" xmlns:r="http://schemas.openxmlformats.org/officeDocument/2006/relationships" xmlns:m="http://schemas.openxmlformats.org/officeDocument/2006/math" xmlns:v="urn:schemas-microsoft-com:vml" xmlns:wp14="http://schemas.microsoft.com/office/word/2010/wordprocessingDrawing" xmlns:wp="http://schemas.openxmlformats.org/drawingml/2006/wordprocessingDrawing" xmlns:w10="urn:schemas-microsoft-com:office:word" xmlns:w="http://schemas.openxmlformats.org/wordprocessingml/2006/main" xmlns:w14="http://schemas.microsoft.com/office/word/2010/wordml" xmlns:w15="http://schemas.microsoft.com/office/word/2012/wordml" xmlns:wpg="http://schemas.microsoft.com/office/word/2010/wordprocessingGroup" xmlns:wpi="http://schemas.microsoft.com/office/word/2010/wordprocessingInk" xmlns:wne="http://schemas.microsoft.com/office/word/2006/wordml" xmlns:wps="http://schemas.microsoft.com/office/word/2010/wordprocessingShape" mc:Ignorable="w14 w15 wp14">
   <w:endnote w:type="separator" w:id="-1">
     <w:p>
       <w:pPr>
@@ -1080,7 +1018,7 @@
 </file>
 
 <file path=word/footer1.xml><?xml version="1.0" encoding="utf-8"?>
-<w:ftr xmlns:wpc="http://schemas.microsoft.com/office/word/2010/wordprocessingCanvas" xmlns:cx="http://schemas.microsoft.com/office/drawing/2014/chartex" xmlns:cx1="http://schemas.microsoft.com/office/drawing/2015/9/8/chartex" xmlns:mc="http://schemas.openxmlformats.org/markup-compatibility/2006" xmlns:o="urn:schemas-microsoft-com:office:office" xmlns:r="http://schemas.openxmlformats.org/officeDocument/2006/relationships" xmlns:m="http://schemas.openxmlformats.org/officeDocument/2006/math" xmlns:v="urn:schemas-microsoft-com:vml" xmlns:wp14="http://schemas.microsoft.com/office/word/2010/wordprocessingDrawing" xmlns:wp="http://schemas.openxmlformats.org/drawingml/2006/wordprocessingDrawing" xmlns:w10="urn:schemas-microsoft-com:office:word" xmlns:w="http://schemas.openxmlformats.org/wordprocessingml/2006/main" xmlns:w14="http://schemas.microsoft.com/office/word/2010/wordml" xmlns:w15="http://schemas.microsoft.com/office/word/2012/wordml" xmlns:w16se="http://schemas.microsoft.com/office/word/2015/wordml/symex" xmlns:wpg="http://schemas.microsoft.com/office/word/2010/wordprocessingGroup" xmlns:wpi="http://schemas.microsoft.com/office/word/2010/wordprocessingInk" xmlns:wne="http://schemas.microsoft.com/office/word/2006/wordml" xmlns:wps="http://schemas.microsoft.com/office/word/2010/wordprocessingShape" mc:Ignorable="w14 w15 w16se wp14">
+<w:ftr xmlns:wpc="http://schemas.microsoft.com/office/word/2010/wordprocessingCanvas" xmlns:mc="http://schemas.openxmlformats.org/markup-compatibility/2006" xmlns:o="urn:schemas-microsoft-com:office:office" xmlns:r="http://schemas.openxmlformats.org/officeDocument/2006/relationships" xmlns:m="http://schemas.openxmlformats.org/officeDocument/2006/math" xmlns:v="urn:schemas-microsoft-com:vml" xmlns:wp14="http://schemas.microsoft.com/office/word/2010/wordprocessingDrawing" xmlns:wp="http://schemas.openxmlformats.org/drawingml/2006/wordprocessingDrawing" xmlns:w10="urn:schemas-microsoft-com:office:word" xmlns:w="http://schemas.openxmlformats.org/wordprocessingml/2006/main" xmlns:w14="http://schemas.microsoft.com/office/word/2010/wordml" xmlns:w15="http://schemas.microsoft.com/office/word/2012/wordml" xmlns:wpg="http://schemas.microsoft.com/office/word/2010/wordprocessingGroup" xmlns:wpi="http://schemas.microsoft.com/office/word/2010/wordprocessingInk" xmlns:wne="http://schemas.microsoft.com/office/word/2006/wordml" xmlns:wps="http://schemas.microsoft.com/office/word/2010/wordprocessingShape" mc:Ignorable="w14 w15 wp14">
   <w:p>
     <w:pPr>
       <w:pStyle w:val="a7"/>
@@ -1091,7 +1029,7 @@
 </file>
 
 <file path=word/footer2.xml><?xml version="1.0" encoding="utf-8"?>
-<w:ftr xmlns:wpc="http://schemas.microsoft.com/office/word/2010/wordprocessingCanvas" xmlns:cx="http://schemas.microsoft.com/office/drawing/2014/chartex" xmlns:cx1="http://schemas.microsoft.com/office/drawing/2015/9/8/chartex" xmlns:mc="http://schemas.openxmlformats.org/markup-compatibility/2006" xmlns:o="urn:schemas-microsoft-com:office:office" xmlns:r="http://schemas.openxmlformats.org/officeDocument/2006/relationships" xmlns:m="http://schemas.openxmlformats.org/officeDocument/2006/math" xmlns:v="urn:schemas-microsoft-com:vml" xmlns:wp14="http://schemas.microsoft.com/office/word/2010/wordprocessingDrawing" xmlns:wp="http://schemas.openxmlformats.org/drawingml/2006/wordprocessingDrawing" xmlns:w10="urn:schemas-microsoft-com:office:word" xmlns:w="http://schemas.openxmlformats.org/wordprocessingml/2006/main" xmlns:w14="http://schemas.microsoft.com/office/word/2010/wordml" xmlns:w15="http://schemas.microsoft.com/office/word/2012/wordml" xmlns:w16se="http://schemas.microsoft.com/office/word/2015/wordml/symex" xmlns:wpg="http://schemas.microsoft.com/office/word/2010/wordprocessingGroup" xmlns:wpi="http://schemas.microsoft.com/office/word/2010/wordprocessingInk" xmlns:wne="http://schemas.microsoft.com/office/word/2006/wordml" xmlns:wps="http://schemas.microsoft.com/office/word/2010/wordprocessingShape" mc:Ignorable="w14 w15 w16se wp14">
+<w:ftr xmlns:wpc="http://schemas.microsoft.com/office/word/2010/wordprocessingCanvas" xmlns:mc="http://schemas.openxmlformats.org/markup-compatibility/2006" xmlns:o="urn:schemas-microsoft-com:office:office" xmlns:r="http://schemas.openxmlformats.org/officeDocument/2006/relationships" xmlns:m="http://schemas.openxmlformats.org/officeDocument/2006/math" xmlns:v="urn:schemas-microsoft-com:vml" xmlns:wp14="http://schemas.microsoft.com/office/word/2010/wordprocessingDrawing" xmlns:wp="http://schemas.openxmlformats.org/drawingml/2006/wordprocessingDrawing" xmlns:w10="urn:schemas-microsoft-com:office:word" xmlns:w="http://schemas.openxmlformats.org/wordprocessingml/2006/main" xmlns:w14="http://schemas.microsoft.com/office/word/2010/wordml" xmlns:w15="http://schemas.microsoft.com/office/word/2012/wordml" xmlns:wpg="http://schemas.microsoft.com/office/word/2010/wordprocessingGroup" xmlns:wpi="http://schemas.microsoft.com/office/word/2010/wordprocessingInk" xmlns:wne="http://schemas.microsoft.com/office/word/2006/wordml" xmlns:wps="http://schemas.microsoft.com/office/word/2010/wordprocessingShape" mc:Ignorable="w14 w15 wp14">
   <w:p>
     <w:pPr>
       <w:pStyle w:val="a7"/>
@@ -1177,7 +1115,7 @@
 </file>
 
 <file path=word/footnotes.xml><?xml version="1.0" encoding="utf-8"?>
-<w:footnotes xmlns:wpc="http://schemas.microsoft.com/office/word/2010/wordprocessingCanvas" xmlns:cx="http://schemas.microsoft.com/office/drawing/2014/chartex" xmlns:cx1="http://schemas.microsoft.com/office/drawing/2015/9/8/chartex" xmlns:mc="http://schemas.openxmlformats.org/markup-compatibility/2006" xmlns:o="urn:schemas-microsoft-com:office:office" xmlns:r="http://schemas.openxmlformats.org/officeDocument/2006/relationships" xmlns:m="http://schemas.openxmlformats.org/officeDocument/2006/math" xmlns:v="urn:schemas-microsoft-com:vml" xmlns:wp14="http://schemas.microsoft.com/office/word/2010/wordprocessingDrawing" xmlns:wp="http://schemas.openxmlformats.org/drawingml/2006/wordprocessingDrawing" xmlns:w10="urn:schemas-microsoft-com:office:word" xmlns:w="http://schemas.openxmlformats.org/wordprocessingml/2006/main" xmlns:w14="http://schemas.microsoft.com/office/word/2010/wordml" xmlns:w15="http://schemas.microsoft.com/office/word/2012/wordml" xmlns:w16se="http://schemas.microsoft.com/office/word/2015/wordml/symex" xmlns:wpg="http://schemas.microsoft.com/office/word/2010/wordprocessingGroup" xmlns:wpi="http://schemas.microsoft.com/office/word/2010/wordprocessingInk" xmlns:wne="http://schemas.microsoft.com/office/word/2006/wordml" xmlns:wps="http://schemas.microsoft.com/office/word/2010/wordprocessingShape" mc:Ignorable="w14 w15 w16se wp14">
+<w:footnotes xmlns:wpc="http://schemas.microsoft.com/office/word/2010/wordprocessingCanvas" xmlns:mc="http://schemas.openxmlformats.org/markup-compatibility/2006" xmlns:o="urn:schemas-microsoft-com:office:office" xmlns:r="http://schemas.openxmlformats.org/officeDocument/2006/relationships" xmlns:m="http://schemas.openxmlformats.org/officeDocument/2006/math" xmlns:v="urn:schemas-microsoft-com:vml" xmlns:wp14="http://schemas.microsoft.com/office/word/2010/wordprocessingDrawing" xmlns:wp="http://schemas.openxmlformats.org/drawingml/2006/wordprocessingDrawing" xmlns:w10="urn:schemas-microsoft-com:office:word" xmlns:w="http://schemas.openxmlformats.org/wordprocessingml/2006/main" xmlns:w14="http://schemas.microsoft.com/office/word/2010/wordml" xmlns:w15="http://schemas.microsoft.com/office/word/2012/wordml" xmlns:wpg="http://schemas.microsoft.com/office/word/2010/wordprocessingGroup" xmlns:wpi="http://schemas.microsoft.com/office/word/2010/wordprocessingInk" xmlns:wne="http://schemas.microsoft.com/office/word/2006/wordml" xmlns:wps="http://schemas.microsoft.com/office/word/2010/wordprocessingShape" mc:Ignorable="w14 w15 wp14">
   <w:footnote w:type="separator" w:id="-1">
     <w:p>
       <w:pPr>
@@ -1202,7 +1140,7 @@
 </file>
 
 <file path=word/numbering.xml><?xml version="1.0" encoding="utf-8"?>
-<w:numbering xmlns:wpc="http://schemas.microsoft.com/office/word/2010/wordprocessingCanvas" xmlns:cx="http://schemas.microsoft.com/office/drawing/2014/chartex" xmlns:cx1="http://schemas.microsoft.com/office/drawing/2015/9/8/chartex" xmlns:mc="http://schemas.openxmlformats.org/markup-compatibility/2006" xmlns:o="urn:schemas-microsoft-com:office:office" xmlns:r="http://schemas.openxmlformats.org/officeDocument/2006/relationships" xmlns:m="http://schemas.openxmlformats.org/officeDocument/2006/math" xmlns:v="urn:schemas-microsoft-com:vml" xmlns:wp14="http://schemas.microsoft.com/office/word/2010/wordprocessingDrawing" xmlns:wp="http://schemas.openxmlformats.org/drawingml/2006/wordprocessingDrawing" xmlns:w10="urn:schemas-microsoft-com:office:word" xmlns:w="http://schemas.openxmlformats.org/wordprocessingml/2006/main" xmlns:w14="http://schemas.microsoft.com/office/word/2010/wordml" xmlns:w15="http://schemas.microsoft.com/office/word/2012/wordml" xmlns:w16se="http://schemas.microsoft.com/office/word/2015/wordml/symex" xmlns:wpg="http://schemas.microsoft.com/office/word/2010/wordprocessingGroup" xmlns:wpi="http://schemas.microsoft.com/office/word/2010/wordprocessingInk" xmlns:wne="http://schemas.microsoft.com/office/word/2006/wordml" xmlns:wps="http://schemas.microsoft.com/office/word/2010/wordprocessingShape" mc:Ignorable="w14 w15 w16se wp14">
+<w:numbering xmlns:wpc="http://schemas.microsoft.com/office/word/2010/wordprocessingCanvas" xmlns:mc="http://schemas.openxmlformats.org/markup-compatibility/2006" xmlns:o="urn:schemas-microsoft-com:office:office" xmlns:r="http://schemas.openxmlformats.org/officeDocument/2006/relationships" xmlns:m="http://schemas.openxmlformats.org/officeDocument/2006/math" xmlns:v="urn:schemas-microsoft-com:vml" xmlns:wp14="http://schemas.microsoft.com/office/word/2010/wordprocessingDrawing" xmlns:wp="http://schemas.openxmlformats.org/drawingml/2006/wordprocessingDrawing" xmlns:w10="urn:schemas-microsoft-com:office:word" xmlns:w="http://schemas.openxmlformats.org/wordprocessingml/2006/main" xmlns:w14="http://schemas.microsoft.com/office/word/2010/wordml" xmlns:w15="http://schemas.microsoft.com/office/word/2012/wordml" xmlns:wpg="http://schemas.microsoft.com/office/word/2010/wordprocessingGroup" xmlns:wpi="http://schemas.microsoft.com/office/word/2010/wordprocessingInk" xmlns:wne="http://schemas.microsoft.com/office/word/2006/wordml" xmlns:wps="http://schemas.microsoft.com/office/word/2010/wordprocessingShape" mc:Ignorable="w14 w15 wp14">
   <w:abstractNum w:abstractNumId="0" w15:restartNumberingAfterBreak="0">
     <w:nsid w:val="08DF7647"/>
     <w:multiLevelType w:val="hybridMultilevel"/>
@@ -1836,7 +1774,7 @@
 </file>
 
 <file path=word/styles.xml><?xml version="1.0" encoding="utf-8"?>
-<w:styles xmlns:mc="http://schemas.openxmlformats.org/markup-compatibility/2006" xmlns:r="http://schemas.openxmlformats.org/officeDocument/2006/relationships" xmlns:w="http://schemas.openxmlformats.org/wordprocessingml/2006/main" xmlns:w14="http://schemas.microsoft.com/office/word/2010/wordml" xmlns:w15="http://schemas.microsoft.com/office/word/2012/wordml" xmlns:w16se="http://schemas.microsoft.com/office/word/2015/wordml/symex" mc:Ignorable="w14 w15 w16se">
+<w:styles xmlns:mc="http://schemas.openxmlformats.org/markup-compatibility/2006" xmlns:r="http://schemas.openxmlformats.org/officeDocument/2006/relationships" xmlns:w="http://schemas.openxmlformats.org/wordprocessingml/2006/main" xmlns:w14="http://schemas.microsoft.com/office/word/2010/wordml" xmlns:w15="http://schemas.microsoft.com/office/word/2012/wordml" mc:Ignorable="w14 w15">
   <w:docDefaults>
     <w:rPrDefault>
       <w:rPr>
@@ -2733,7 +2671,7 @@
 </file>
 
 <file path=customXml/itemProps1.xml><?xml version="1.0" encoding="utf-8"?>
-<ds:datastoreItem xmlns:ds="http://schemas.openxmlformats.org/officeDocument/2006/customXml" ds:itemID="{025E07A1-75F0-457E-BBBC-128311CA512F}">
+<ds:datastoreItem xmlns:ds="http://schemas.openxmlformats.org/officeDocument/2006/customXml" ds:itemID="{0DDD7F3A-1FCA-43E9-BF9F-792549769EF4}">
   <ds:schemaRefs>
     <ds:schemaRef ds:uri="http://schemas.openxmlformats.org/officeDocument/2006/bibliography"/>
   </ds:schemaRefs>
